--- a/tesarik_dokumentace.docx
+++ b/tesarik_dokumentace.docx
@@ -344,66 +344,6 @@
       <w:proofErr w:type="spellEnd"/>
       <w:r>
         <w:t xml:space="preserve"> a uživatel je vyzván k opakování volby.</w:t>
-      </w:r>
-    </w:p>
-    <w:p>
-      <w:pPr>
-        <w:numPr>
-          <w:ilvl w:val="0"/>
-          <w:numId w:val="3"/>
-        </w:numPr>
-        <w:jc w:val="both"/>
-      </w:pPr>
-      <w:r>
-        <w:t>Při mazání položky se očekává formát s mezerou (např. 0 2), nicméně zpracování tohoto vstupu zohledňuje pouze znaky na konkrétních indexech (</w:t>
-      </w:r>
-      <w:proofErr w:type="spellStart"/>
-      <w:proofErr w:type="gramStart"/>
-      <w:r>
-        <w:t>Odpoved</w:t>
-      </w:r>
-      <w:proofErr w:type="spellEnd"/>
-      <w:r>
-        <w:t>[</w:t>
-      </w:r>
-      <w:proofErr w:type="gramEnd"/>
-      <w:r>
-        <w:t>0]</w:t>
-      </w:r>
-      <w:r>
-        <w:t xml:space="preserve">, </w:t>
-      </w:r>
-      <w:proofErr w:type="spellStart"/>
-      <w:proofErr w:type="gramStart"/>
-      <w:r>
-        <w:t>Odpoved</w:t>
-      </w:r>
-      <w:proofErr w:type="spellEnd"/>
-      <w:r>
-        <w:t>[</w:t>
-      </w:r>
-      <w:proofErr w:type="gramEnd"/>
-      <w:r>
-        <w:t>2]</w:t>
-      </w:r>
-      <w:r>
-        <w:t xml:space="preserve"> a </w:t>
-      </w:r>
-      <w:proofErr w:type="spellStart"/>
-      <w:proofErr w:type="gramStart"/>
-      <w:r>
-        <w:t>Odpoved</w:t>
-      </w:r>
-      <w:proofErr w:type="spellEnd"/>
-      <w:r>
-        <w:t>[</w:t>
-      </w:r>
-      <w:proofErr w:type="gramEnd"/>
-      <w:r>
-        <w:t>3]</w:t>
-      </w:r>
-      <w:r>
-        <w:t xml:space="preserve">). </w:t>
       </w:r>
     </w:p>
     <w:p>
